--- a/Books/Stories/ThePrincessAndTheNewType/Notes_ThePrincessAndTheNewType.docx
+++ b/Books/Stories/ThePrincessAndTheNewType/Notes_ThePrincessAndTheNewType.docx
@@ -624,7 +624,11 @@
           <w:tcPr>
             <w:tcW w:w="2934" w:type="dxa"/>
           </w:tcPr>
-          <w:p/>
+          <w:p>
+            <w:r>
+              <w:t>Tigger</w:t>
+            </w:r>
+          </w:p>
         </w:tc>
         <w:tc>
           <w:tcPr>
@@ -658,7 +662,11 @@
           <w:tcPr>
             <w:tcW w:w="2934" w:type="dxa"/>
           </w:tcPr>
-          <w:p/>
+          <w:p>
+            <w:r>
+              <w:t>Balu</w:t>
+            </w:r>
+          </w:p>
         </w:tc>
         <w:tc>
           <w:tcPr>
@@ -4661,7 +4669,7 @@
 </file>
 
 <file path=customXml/itemProps1.xml><?xml version="1.0" encoding="utf-8"?>
-<ds:datastoreItem xmlns:ds="http://schemas.openxmlformats.org/officeDocument/2006/customXml" ds:itemID="{A2723B12-6C9A-4F7D-94A0-4FD46E4E6DC3}">
+<ds:datastoreItem xmlns:ds="http://schemas.openxmlformats.org/officeDocument/2006/customXml" ds:itemID="{C1057E8B-B660-40EE-91F3-0A8B74A20A26}">
   <ds:schemaRefs>
     <ds:schemaRef ds:uri="http://schemas.openxmlformats.org/officeDocument/2006/bibliography"/>
   </ds:schemaRefs>
